--- a/법률/소송·민원/소장 (소액사건).docx
+++ b/법률/소송·민원/소장 (소액사건).docx
@@ -800,7 +800,7 @@
               <w:rPr>
                 <w:rFonts w:ascii="Malgun Gothic" w:hAnsi="Malgun Gothic" w:eastAsia="Malgun Gothic" w:cs="Malgun Gothic"/>
                 <w:b w:val="0"/>
-                <w:sz w:val="20"/>
+                <w:sz w:val="19"/>
               </w:rPr>
             </w:r>
           </w:p>
@@ -1000,7 +1000,7 @@
           <w:p>
             <w:pPr>
               <w:spacing w:after="0" w:line="312" w:lineRule="auto"/>
-              <w:jc w:val="left"/>
+              <w:jc w:val="center"/>
             </w:pPr>
             <w:r/>
             <w:r>
@@ -1026,7 +1026,7 @@
           <w:p>
             <w:pPr>
               <w:spacing w:after="0" w:line="312" w:lineRule="auto"/>
-              <w:jc w:val="left"/>
+              <w:jc w:val="center"/>
             </w:pPr>
             <w:r/>
             <w:r>
@@ -1052,7 +1052,7 @@
           <w:p>
             <w:pPr>
               <w:spacing w:after="0" w:line="312" w:lineRule="auto"/>
-              <w:jc w:val="left"/>
+              <w:jc w:val="center"/>
             </w:pPr>
             <w:r/>
             <w:r>
@@ -1078,7 +1078,7 @@
           <w:p>
             <w:pPr>
               <w:spacing w:after="0" w:line="312" w:lineRule="auto"/>
-              <w:jc w:val="left"/>
+              <w:jc w:val="center"/>
             </w:pPr>
             <w:r/>
             <w:r>
@@ -1109,7 +1109,7 @@
           <w:p>
             <w:pPr>
               <w:spacing w:after="0" w:line="312" w:lineRule="auto"/>
-              <w:jc w:val="left"/>
+              <w:jc w:val="center"/>
             </w:pPr>
             <w:r/>
             <w:r>
@@ -1135,7 +1135,7 @@
           <w:p>
             <w:pPr>
               <w:spacing w:after="0" w:line="312" w:lineRule="auto"/>
-              <w:jc w:val="left"/>
+              <w:jc w:val="center"/>
             </w:pPr>
             <w:r/>
             <w:r>
@@ -1161,7 +1161,7 @@
           <w:p>
             <w:pPr>
               <w:spacing w:after="0" w:line="312" w:lineRule="auto"/>
-              <w:jc w:val="left"/>
+              <w:jc w:val="center"/>
             </w:pPr>
             <w:r/>
             <w:r>
@@ -1187,7 +1187,7 @@
           <w:p>
             <w:pPr>
               <w:spacing w:after="0" w:line="312" w:lineRule="auto"/>
-              <w:jc w:val="left"/>
+              <w:jc w:val="center"/>
             </w:pPr>
             <w:r/>
             <w:r>
@@ -1218,7 +1218,7 @@
           <w:p>
             <w:pPr>
               <w:spacing w:after="0" w:line="312" w:lineRule="auto"/>
-              <w:jc w:val="left"/>
+              <w:jc w:val="center"/>
             </w:pPr>
             <w:r/>
             <w:r>
@@ -1244,7 +1244,7 @@
           <w:p>
             <w:pPr>
               <w:spacing w:after="0" w:line="312" w:lineRule="auto"/>
-              <w:jc w:val="left"/>
+              <w:jc w:val="center"/>
             </w:pPr>
             <w:r/>
             <w:r>
@@ -1270,7 +1270,7 @@
           <w:p>
             <w:pPr>
               <w:spacing w:after="0" w:line="312" w:lineRule="auto"/>
-              <w:jc w:val="left"/>
+              <w:jc w:val="center"/>
             </w:pPr>
             <w:r/>
             <w:r>
@@ -1296,7 +1296,7 @@
           <w:p>
             <w:pPr>
               <w:spacing w:after="0" w:line="312" w:lineRule="auto"/>
-              <w:jc w:val="left"/>
+              <w:jc w:val="center"/>
             </w:pPr>
             <w:r/>
             <w:r>
@@ -1327,7 +1327,7 @@
           <w:p>
             <w:pPr>
               <w:spacing w:after="0" w:line="312" w:lineRule="auto"/>
-              <w:jc w:val="left"/>
+              <w:jc w:val="center"/>
             </w:pPr>
             <w:r/>
             <w:r>
@@ -1353,7 +1353,7 @@
           <w:p>
             <w:pPr>
               <w:spacing w:after="0" w:line="312" w:lineRule="auto"/>
-              <w:jc w:val="left"/>
+              <w:jc w:val="center"/>
             </w:pPr>
             <w:r/>
             <w:r>
@@ -1379,7 +1379,7 @@
           <w:p>
             <w:pPr>
               <w:spacing w:after="0" w:line="312" w:lineRule="auto"/>
-              <w:jc w:val="left"/>
+              <w:jc w:val="center"/>
             </w:pPr>
             <w:r/>
             <w:r>
@@ -1405,7 +1405,7 @@
           <w:p>
             <w:pPr>
               <w:spacing w:after="0" w:line="312" w:lineRule="auto"/>
-              <w:jc w:val="left"/>
+              <w:jc w:val="center"/>
             </w:pPr>
             <w:r/>
             <w:r>
@@ -1436,7 +1436,7 @@
           <w:p>
             <w:pPr>
               <w:spacing w:after="0" w:line="312" w:lineRule="auto"/>
-              <w:jc w:val="left"/>
+              <w:jc w:val="center"/>
             </w:pPr>
             <w:r/>
             <w:r>
@@ -1462,7 +1462,7 @@
           <w:p>
             <w:pPr>
               <w:spacing w:after="0" w:line="312" w:lineRule="auto"/>
-              <w:jc w:val="left"/>
+              <w:jc w:val="center"/>
             </w:pPr>
             <w:r/>
             <w:r>
@@ -1488,7 +1488,7 @@
           <w:p>
             <w:pPr>
               <w:spacing w:after="0" w:line="312" w:lineRule="auto"/>
-              <w:jc w:val="left"/>
+              <w:jc w:val="center"/>
             </w:pPr>
             <w:r/>
             <w:r>
@@ -1514,7 +1514,7 @@
           <w:p>
             <w:pPr>
               <w:spacing w:after="0" w:line="312" w:lineRule="auto"/>
-              <w:jc w:val="left"/>
+              <w:jc w:val="center"/>
             </w:pPr>
             <w:r/>
             <w:r>
